--- a/policies/build/masters/COP.10_v2_master.docx
+++ b/policies/build/masters/COP.10_v2_master.docx
@@ -11,40 +11,25 @@
         <w:rPr>
           <w:b/>
           <w:bCs/>
+          <w:sz w:val="28"/>
+          <w:szCs w:val="28"/>
+        </w:rPr>
+        <w:t>Policy on Anaesthesia Services</w:t>
+      </w:r>
+    </w:p>
+    <w:p>
+      <w:pPr>
+        <w:spacing w:after="60"/>
+        <w:jc w:val="center"/>
+      </w:pPr>
+      <w:r>
+        <w:rPr>
+          <w:b/>
+          <w:bCs/>
           <w:sz w:val="32"/>
           <w:szCs w:val="32"/>
         </w:rPr>
         <w:t xml:space="preserve">«Hospital Name»</w:t>
-      </w:r>
-    </w:p>
-    <w:p>
-      <w:pPr>
-        <w:spacing w:after="60"/>
-        <w:jc w:val="center"/>
-      </w:pPr>
-      <w:r>
-        <w:rPr>
-          <w:b/>
-          <w:bCs/>
-          <w:sz w:val="28"/>
-          <w:szCs w:val="28"/>
-        </w:rPr>
-        <w:t xml:space="preserve">Anaesthesia Services</w:t>
-      </w:r>
-    </w:p>
-    <w:p>
-      <w:pPr>
-        <w:spacing w:after="240"/>
-        <w:jc w:val="center"/>
-      </w:pPr>
-      <w:r>
-        <w:rPr>
-          <w:i/>
-          <w:iCs/>
-          <w:sz w:val="20"/>
-          <w:szCs w:val="20"/>
-        </w:rPr>
-        <w:t xml:space="preserve">Consistent and safe anaesthesia services.</w:t>
       </w:r>
     </w:p>
     <w:p>
@@ -2489,181 +2474,6 @@
         <w:t xml:space="preserve">The Nursing Superintendent holds signed acknowledgements with the induction record.</w:t>
       </w:r>
     </w:p>
-    <w:p>
-      <w:pPr>
-        <w:pStyle w:val="Heading1"/>
-        <w:spacing w:after="120" w:before="280"/>
-      </w:pPr>
-      <w:r>
-        <w:t xml:space="preserve">10. References</w:t>
-      </w:r>
-    </w:p>
-    <w:p>
-      <w:pPr>
-        <w:pStyle w:val="ListParagraph"/>
-        <w:numPr>
-          <w:ilvl w:val="0"/>
-          <w:numId w:val="1"/>
-        </w:numPr>
-        <w:spacing w:after="60"/>
-      </w:pPr>
-      <w:r>
-        <w:rPr>
-          <w:sz w:val="22"/>
-          <w:szCs w:val="22"/>
-        </w:rPr>
-        <w:t xml:space="preserve">National Accreditation Board for Hospitals and Healthcare Providers (NABH), Standards for Small Healthcare Organisations, 3rd Edition — Care of Patients chapter, standard COP.10.</w:t>
-      </w:r>
-    </w:p>
-    <w:p>
-      <w:pPr>
-        <w:pStyle w:val="ListParagraph"/>
-        <w:numPr>
-          <w:ilvl w:val="0"/>
-          <w:numId w:val="1"/>
-        </w:numPr>
-        <w:spacing w:after="60"/>
-      </w:pPr>
-      <w:r>
-        <w:rPr>
-          <w:sz w:val="22"/>
-          <w:szCs w:val="22"/>
-        </w:rPr>
-        <w:t xml:space="preserve">Indian Society of Anaesthesiologists (ISA), Minimum Monitoring Standards — adopted edition.</w:t>
-      </w:r>
-    </w:p>
-    <w:p>
-      <w:pPr>
-        <w:pStyle w:val="ListParagraph"/>
-        <w:numPr>
-          <w:ilvl w:val="0"/>
-          <w:numId w:val="1"/>
-        </w:numPr>
-        <w:spacing w:after="60"/>
-      </w:pPr>
-      <w:r>
-        <w:rPr>
-          <w:sz w:val="22"/>
-          <w:szCs w:val="22"/>
-        </w:rPr>
-        <w:t xml:space="preserve">World Federation of Societies of Anaesthesiologists (WFSA), International Standards for a Safe Practice of Anaesthesia — 2018 revision or later.</w:t>
-      </w:r>
-    </w:p>
-    <w:p>
-      <w:pPr>
-        <w:pStyle w:val="ListParagraph"/>
-        <w:numPr>
-          <w:ilvl w:val="0"/>
-          <w:numId w:val="1"/>
-        </w:numPr>
-        <w:spacing w:after="60"/>
-      </w:pPr>
-      <w:r>
-        <w:rPr>
-          <w:sz w:val="22"/>
-          <w:szCs w:val="22"/>
-        </w:rPr>
-        <w:t xml:space="preserve">Internal documents of «Hospital Name»: anaesthesia protocol, anaesthesia chart, pre-anaesthesia assessment form, recovery discharge form, adverse-event register, equipment-check log, stop-work register.</w:t>
-      </w:r>
-    </w:p>
-    <w:p>
-      <w:pPr>
-        <w:pStyle w:val="Heading1"/>
-        <w:spacing w:after="120" w:before="280"/>
-      </w:pPr>
-      <w:r>
-        <w:t xml:space="preserve">11. Distribution</w:t>
-      </w:r>
-    </w:p>
-    <w:p>
-      <w:pPr>
-        <w:spacing w:after="140"/>
-      </w:pPr>
-      <w:r>
-        <w:rPr>
-          <w:sz w:val="22"/>
-          <w:szCs w:val="22"/>
-        </w:rPr>
-        <w:t xml:space="preserve">Official master copy: office of the Medical Superintendent, «Hospital Name», with the Anaesthesia In-Charge and Quality Coordinator.</w:t>
-      </w:r>
-    </w:p>
-    <w:p>
-      <w:pPr>
-        <w:spacing w:after="140"/>
-      </w:pPr>
-      <w:r>
-        <w:rPr>
-          <w:sz w:val="22"/>
-          <w:szCs w:val="22"/>
-        </w:rPr>
-        <w:t xml:space="preserve">Copies issued to: operation theatre; pre-anaesthesia clinic; recovery area; OT nursing station.</w:t>
-      </w:r>
-    </w:p>
-    <w:p>
-      <w:pPr>
-        <w:spacing w:after="140"/>
-      </w:pPr>
-      <w:r>
-        <w:rPr>
-          <w:sz w:val="22"/>
-          <w:szCs w:val="22"/>
-        </w:rPr>
-        <w:t xml:space="preserve">The current version is available to all staff at the «policy file in the OT» and, if the hospital keeps an intranet, at «staff intranet / policies».</w:t>
-      </w:r>
-    </w:p>
-    <w:p>
-      <w:pPr>
-        <w:pStyle w:val="Heading1"/>
-        <w:spacing w:after="120" w:before="280"/>
-      </w:pPr>
-      <w:r>
-        <w:t xml:space="preserve">12. Abbreviations</w:t>
-      </w:r>
-    </w:p>
-    <w:p>
-      <w:pPr>
-        <w:spacing w:after="140"/>
-      </w:pPr>
-      <w:r>
-        <w:rPr>
-          <w:sz w:val="22"/>
-          <w:szCs w:val="22"/>
-        </w:rPr>
-        <w:t xml:space="preserve">ASA — American Society of Anesthesiologists
-CAPA — corrective and preventive action
-ECG — electrocardiogram
-ISA — Indian Society of Anaesthesiologists
-NABH — National Accreditation Board for Hospitals and Healthcare Providers
-NIBP — non-invasive blood pressure
-OE — objective element
-OT — operation theatre
-SHCO — Standards for Small Healthcare Organisations
-WFSA — World Federation of Societies of Anaesthesiologists</w:t>
-      </w:r>
-    </w:p>
-    <w:p>
-      <w:pPr>
-        <w:pStyle w:val="Heading1"/>
-        <w:spacing w:after="120" w:before="280"/>
-      </w:pPr>
-      <w:r>
-        <w:t xml:space="preserve">13. Traceability to NABH SHCO 3rd Edition COP.10</w:t>
-      </w:r>
-    </w:p>
-    <w:p>
-      <w:pPr>
-        <w:spacing w:after="120"/>
-      </w:pPr>
-      <w:r>
-        <w:rPr>
-          <w:i/>
-          <w:iCs/>
-          <w:sz w:val="20"/>
-          <w:szCs w:val="20"/>
-        </w:rPr>
-        <w:t xml:space="preserve">This table is an index. It is not how the policy is organised.</w:t>
-      </w:r>
-    </w:p>
     <w:tbl>
       <w:tblPr>
         <w:tblW w:type="pct" w:w="100%"/>
@@ -3503,7 +3313,82 @@
         <w:spacing w:after="120" w:before="280"/>
       </w:pPr>
       <w:r>
-        <w:t xml:space="preserve">14. Required Records / Evidence Checklist</w:t>
+        <w:t>10. Distribution</w:t>
+      </w:r>
+    </w:p>
+    <w:p>
+      <w:pPr>
+        <w:spacing w:after="140"/>
+      </w:pPr>
+      <w:r>
+        <w:rPr>
+          <w:sz w:val="22"/>
+          <w:szCs w:val="22"/>
+        </w:rPr>
+        <w:t xml:space="preserve">Official master copy: office of the Medical Superintendent, «Hospital Name», with the Anaesthesia In-Charge and Quality Coordinator.</w:t>
+      </w:r>
+    </w:p>
+    <w:p>
+      <w:pPr>
+        <w:spacing w:after="140"/>
+      </w:pPr>
+      <w:r>
+        <w:rPr>
+          <w:sz w:val="22"/>
+          <w:szCs w:val="22"/>
+        </w:rPr>
+        <w:t xml:space="preserve">Copies issued to: operation theatre; pre-anaesthesia clinic; recovery area; OT nursing station.</w:t>
+      </w:r>
+    </w:p>
+    <w:p>
+      <w:pPr>
+        <w:spacing w:after="140"/>
+      </w:pPr>
+      <w:r>
+        <w:rPr>
+          <w:sz w:val="22"/>
+          <w:szCs w:val="22"/>
+        </w:rPr>
+        <w:t xml:space="preserve">The current version is available to all staff at the «policy file in the OT» and, if the hospital keeps an intranet, at «staff intranet / policies».</w:t>
+      </w:r>
+    </w:p>
+    <w:p>
+      <w:pPr>
+        <w:pStyle w:val="Heading1"/>
+        <w:spacing w:after="120" w:before="280"/>
+      </w:pPr>
+      <w:r>
+        <w:t>11. Abbreviations</w:t>
+      </w:r>
+    </w:p>
+    <w:p>
+      <w:pPr>
+        <w:spacing w:after="140"/>
+      </w:pPr>
+      <w:r>
+        <w:rPr>
+          <w:sz w:val="22"/>
+          <w:szCs w:val="22"/>
+        </w:rPr>
+        <w:t xml:space="preserve">ASA — American Society of Anesthesiologists
+CAPA — corrective and preventive action
+ECG — electrocardiogram
+ISA — Indian Society of Anaesthesiologists
+NABH — National Accreditation Board for Hospitals and Healthcare Providers
+NIBP — non-invasive blood pressure
+OE — objective element
+OT — operation theatre
+SHCO — Standards for Small Healthcare Organisations
+WFSA — World Federation of Societies of Anaesthesiologists</w:t>
+      </w:r>
+    </w:p>
+    <w:p>
+      <w:pPr>
+        <w:pStyle w:val="Heading1"/>
+        <w:spacing w:after="120" w:before="280"/>
+      </w:pPr>
+      <w:r>
+        <w:t>12. Traceability to NABH SHCO 3rd Edition COP.10</w:t>
       </w:r>
     </w:p>
     <w:p>
@@ -3517,6 +3402,29 @@
           <w:sz w:val="20"/>
           <w:szCs w:val="20"/>
         </w:rPr>
+        <w:t xml:space="preserve">This table is an index. It is not how the policy is organised.</w:t>
+      </w:r>
+    </w:p>
+    <w:p>
+      <w:pPr>
+        <w:pStyle w:val="Heading1"/>
+        <w:spacing w:after="120" w:before="280"/>
+      </w:pPr>
+      <w:r>
+        <w:t>13. Required Records / Evidence Checklist</w:t>
+      </w:r>
+    </w:p>
+    <w:p>
+      <w:pPr>
+        <w:spacing w:after="120"/>
+      </w:pPr>
+      <w:r>
+        <w:rPr>
+          <w:i/>
+          <w:iCs/>
+          <w:sz w:val="20"/>
+          <w:szCs w:val="20"/>
+        </w:rPr>
         <w:t xml:space="preserve">Records the hospital holds under this policy, listed by objective element.</w:t>
       </w:r>
     </w:p>
@@ -4083,6 +3991,83 @@
           <w:szCs w:val="22"/>
         </w:rPr>
         <w:t xml:space="preserve">CAPA records where events recurred.</w:t>
+      </w:r>
+    </w:p>
+    <w:p>
+      <w:pPr>
+        <w:pStyle w:val="Heading1"/>
+        <w:spacing w:after="120" w:before="280"/>
+      </w:pPr>
+      <w:r>
+        <w:t>14. References</w:t>
+      </w:r>
+    </w:p>
+    <w:p>
+      <w:pPr>
+        <w:pStyle w:val="ListParagraph"/>
+        <w:numPr>
+          <w:ilvl w:val="0"/>
+          <w:numId w:val="1"/>
+        </w:numPr>
+        <w:spacing w:after="60"/>
+      </w:pPr>
+      <w:r>
+        <w:rPr>
+          <w:sz w:val="22"/>
+          <w:szCs w:val="22"/>
+        </w:rPr>
+        <w:t xml:space="preserve">National Accreditation Board for Hospitals and Healthcare Providers (NABH), Standards for Small Healthcare Organisations, 3rd Edition — Care of Patients chapter, standard COP.10.</w:t>
+      </w:r>
+    </w:p>
+    <w:p>
+      <w:pPr>
+        <w:pStyle w:val="ListParagraph"/>
+        <w:numPr>
+          <w:ilvl w:val="0"/>
+          <w:numId w:val="1"/>
+        </w:numPr>
+        <w:spacing w:after="60"/>
+      </w:pPr>
+      <w:r>
+        <w:rPr>
+          <w:sz w:val="22"/>
+          <w:szCs w:val="22"/>
+        </w:rPr>
+        <w:t xml:space="preserve">Indian Society of Anaesthesiologists (ISA), Minimum Monitoring Standards — adopted edition.</w:t>
+      </w:r>
+    </w:p>
+    <w:p>
+      <w:pPr>
+        <w:pStyle w:val="ListParagraph"/>
+        <w:numPr>
+          <w:ilvl w:val="0"/>
+          <w:numId w:val="1"/>
+        </w:numPr>
+        <w:spacing w:after="60"/>
+      </w:pPr>
+      <w:r>
+        <w:rPr>
+          <w:sz w:val="22"/>
+          <w:szCs w:val="22"/>
+        </w:rPr>
+        <w:t xml:space="preserve">World Federation of Societies of Anaesthesiologists (WFSA), International Standards for a Safe Practice of Anaesthesia — 2018 revision or later.</w:t>
+      </w:r>
+    </w:p>
+    <w:p>
+      <w:pPr>
+        <w:pStyle w:val="ListParagraph"/>
+        <w:numPr>
+          <w:ilvl w:val="0"/>
+          <w:numId w:val="1"/>
+        </w:numPr>
+        <w:spacing w:after="60"/>
+      </w:pPr>
+      <w:r>
+        <w:rPr>
+          <w:sz w:val="22"/>
+          <w:szCs w:val="22"/>
+        </w:rPr>
+        <w:t xml:space="preserve">Internal documents of «Hospital Name»: anaesthesia protocol, anaesthesia chart, pre-anaesthesia assessment form, recovery discharge form, adverse-event register, equipment-check log, stop-work register.</w:t>
       </w:r>
     </w:p>
     <w:p>
@@ -4207,7 +4192,7 @@
         <w:sz w:val="16"/>
         <w:szCs w:val="16"/>
       </w:rPr>
-      <w:t xml:space="preserve">«Hospital Name»  |  «COP/POL/10»  |  Controlled document  |  Anaesthesia Services</w:t>
+      <w:t>«Hospital Name»  |  «COP/POL/10»  |  Controlled document  |  Policy on Anaesthesia Services</w:t>
     </w:r>
   </w:p>
 </w:ftr>

--- a/policies/build/masters/COP.10_v2_master.docx
+++ b/policies/build/masters/COP.10_v2_master.docx
@@ -1655,7 +1655,7 @@
           <w:sz w:val="22"/>
           <w:szCs w:val="22"/>
         </w:rPr>
-        <w:t xml:space="preserve">Root-cause analysis is required when an anaesthesia safety defect recurs within six months.</w:t>
+        <w:t>Root-cause analysis is required when an anaesthesia safety defect recurs; the organisation's defined recurrence threshold applies, as documented in the hospital's Root Cause Analysis procedure.</w:t>
       </w:r>
     </w:p>
     <w:p>

--- a/policies/build/masters/COP.10_v2_master.docx
+++ b/policies/build/masters/COP.10_v2_master.docx
@@ -2491,6 +2491,7 @@
         <w:gridCol w:w="100"/>
         <w:gridCol w:w="100"/>
         <w:gridCol w:w="100"/>
+        <w:gridCol w:w="100"/>
       </w:tblGrid>
       <w:tr>
         <w:tc>
@@ -2518,6 +2519,26 @@
         </w:tc>
         <w:tc>
           <w:tcPr>
+            <w:tcW w:type="pct" w:w="12%"/>
+            <w:tcBorders>
+              <w:top w:val="single" w:color="999999" w:sz="4"/>
+              <w:left w:val="single" w:color="999999" w:sz="4"/>
+              <w:bottom w:val="single" w:color="999999" w:sz="4"/>
+              <w:right w:val="single" w:color="999999" w:sz="4"/>
+            </w:tcBorders>
+            <w:shd w:fill="E8E8E8" w:val="clear"/>
+          </w:tcPr>
+          <w:p>
+            <w:r>
+              <w:rPr>
+                <w:b/>
+              </w:rPr>
+              <w:t>Level</w:t>
+            </w:r>
+          </w:p>
+        </w:tc>
+        <w:tc>
+          <w:tcPr>
             <w:tcW w:type="pct" w:w="32%"/>
             <w:tcBorders>
               <w:top w:val="single" w:color="999999" w:sz="4"/>
@@ -2611,6 +2632,22 @@
         </w:tc>
         <w:tc>
           <w:tcPr>
+            <w:tcW w:type="pct" w:w="12%"/>
+            <w:tcBorders>
+              <w:top w:val="single" w:color="999999" w:sz="4"/>
+              <w:left w:val="single" w:color="999999" w:sz="4"/>
+              <w:bottom w:val="single" w:color="999999" w:sz="4"/>
+              <w:right w:val="single" w:color="999999" w:sz="4"/>
+            </w:tcBorders>
+          </w:tcPr>
+          <w:p>
+            <w:r>
+              <w:t>Commitment*</w:t>
+            </w:r>
+          </w:p>
+        </w:tc>
+        <w:tc>
+          <w:tcPr>
             <w:tcW w:type="pct" w:w="32%"/>
             <w:tcBorders>
               <w:top w:val="single" w:color="999999" w:sz="4"/>
@@ -2701,6 +2738,22 @@
         </w:tc>
         <w:tc>
           <w:tcPr>
+            <w:tcW w:type="pct" w:w="12%"/>
+            <w:tcBorders>
+              <w:top w:val="single" w:color="999999" w:sz="4"/>
+              <w:left w:val="single" w:color="999999" w:sz="4"/>
+              <w:bottom w:val="single" w:color="999999" w:sz="4"/>
+              <w:right w:val="single" w:color="999999" w:sz="4"/>
+            </w:tcBorders>
+          </w:tcPr>
+          <w:p>
+            <w:r>
+              <w:t>CORE*</w:t>
+            </w:r>
+          </w:p>
+        </w:tc>
+        <w:tc>
+          <w:tcPr>
             <w:tcW w:type="pct" w:w="32%"/>
             <w:tcBorders>
               <w:top w:val="single" w:color="999999" w:sz="4"/>
@@ -2791,6 +2844,22 @@
         </w:tc>
         <w:tc>
           <w:tcPr>
+            <w:tcW w:type="pct" w:w="12%"/>
+            <w:tcBorders>
+              <w:top w:val="single" w:color="999999" w:sz="4"/>
+              <w:left w:val="single" w:color="999999" w:sz="4"/>
+              <w:bottom w:val="single" w:color="999999" w:sz="4"/>
+              <w:right w:val="single" w:color="999999" w:sz="4"/>
+            </w:tcBorders>
+          </w:tcPr>
+          <w:p>
+            <w:r>
+              <w:t>Commitment</w:t>
+            </w:r>
+          </w:p>
+        </w:tc>
+        <w:tc>
+          <w:tcPr>
             <w:tcW w:type="pct" w:w="32%"/>
             <w:tcBorders>
               <w:top w:val="single" w:color="999999" w:sz="4"/>
@@ -2881,6 +2950,22 @@
         </w:tc>
         <w:tc>
           <w:tcPr>
+            <w:tcW w:type="pct" w:w="12%"/>
+            <w:tcBorders>
+              <w:top w:val="single" w:color="999999" w:sz="4"/>
+              <w:left w:val="single" w:color="999999" w:sz="4"/>
+              <w:bottom w:val="single" w:color="999999" w:sz="4"/>
+              <w:right w:val="single" w:color="999999" w:sz="4"/>
+            </w:tcBorders>
+          </w:tcPr>
+          <w:p>
+            <w:r>
+              <w:t>Commitment</w:t>
+            </w:r>
+          </w:p>
+        </w:tc>
+        <w:tc>
+          <w:tcPr>
             <w:tcW w:type="pct" w:w="32%"/>
             <w:tcBorders>
               <w:top w:val="single" w:color="999999" w:sz="4"/>
@@ -2971,6 +3056,22 @@
         </w:tc>
         <w:tc>
           <w:tcPr>
+            <w:tcW w:type="pct" w:w="12%"/>
+            <w:tcBorders>
+              <w:top w:val="single" w:color="999999" w:sz="4"/>
+              <w:left w:val="single" w:color="999999" w:sz="4"/>
+              <w:bottom w:val="single" w:color="999999" w:sz="4"/>
+              <w:right w:val="single" w:color="999999" w:sz="4"/>
+            </w:tcBorders>
+          </w:tcPr>
+          <w:p>
+            <w:r>
+              <w:t>CORE*</w:t>
+            </w:r>
+          </w:p>
+        </w:tc>
+        <w:tc>
+          <w:tcPr>
             <w:tcW w:type="pct" w:w="32%"/>
             <w:tcBorders>
               <w:top w:val="single" w:color="999999" w:sz="4"/>
@@ -3061,6 +3162,22 @@
         </w:tc>
         <w:tc>
           <w:tcPr>
+            <w:tcW w:type="pct" w:w="12%"/>
+            <w:tcBorders>
+              <w:top w:val="single" w:color="999999" w:sz="4"/>
+              <w:left w:val="single" w:color="999999" w:sz="4"/>
+              <w:bottom w:val="single" w:color="999999" w:sz="4"/>
+              <w:right w:val="single" w:color="999999" w:sz="4"/>
+            </w:tcBorders>
+          </w:tcPr>
+          <w:p>
+            <w:r>
+              <w:t>Commitment*</w:t>
+            </w:r>
+          </w:p>
+        </w:tc>
+        <w:tc>
+          <w:tcPr>
             <w:tcW w:type="pct" w:w="32%"/>
             <w:tcBorders>
               <w:top w:val="single" w:color="999999" w:sz="4"/>
@@ -3151,6 +3268,22 @@
         </w:tc>
         <w:tc>
           <w:tcPr>
+            <w:tcW w:type="pct" w:w="12%"/>
+            <w:tcBorders>
+              <w:top w:val="single" w:color="999999" w:sz="4"/>
+              <w:left w:val="single" w:color="999999" w:sz="4"/>
+              <w:bottom w:val="single" w:color="999999" w:sz="4"/>
+              <w:right w:val="single" w:color="999999" w:sz="4"/>
+            </w:tcBorders>
+          </w:tcPr>
+          <w:p>
+            <w:r>
+              <w:t>Commitment</w:t>
+            </w:r>
+          </w:p>
+        </w:tc>
+        <w:tc>
+          <w:tcPr>
             <w:tcW w:type="pct" w:w="32%"/>
             <w:tcBorders>
               <w:top w:val="single" w:color="999999" w:sz="4"/>
@@ -3241,6 +3374,22 @@
         </w:tc>
         <w:tc>
           <w:tcPr>
+            <w:tcW w:type="pct" w:w="12%"/>
+            <w:tcBorders>
+              <w:top w:val="single" w:color="999999" w:sz="4"/>
+              <w:left w:val="single" w:color="999999" w:sz="4"/>
+              <w:bottom w:val="single" w:color="999999" w:sz="4"/>
+              <w:right w:val="single" w:color="999999" w:sz="4"/>
+            </w:tcBorders>
+          </w:tcPr>
+          <w:p>
+            <w:r>
+              <w:t>Achievement</w:t>
+            </w:r>
+          </w:p>
+        </w:tc>
+        <w:tc>
+          <w:tcPr>
             <w:tcW w:type="pct" w:w="32%"/>
             <w:tcBorders>
               <w:top w:val="single" w:color="999999" w:sz="4"/>
@@ -3361,27 +3510,485 @@
         <w:t>11. Abbreviations</w:t>
       </w:r>
     </w:p>
-    <w:p>
-      <w:pPr>
-        <w:spacing w:after="140"/>
-      </w:pPr>
-      <w:r>
-        <w:rPr>
-          <w:sz w:val="22"/>
-          <w:szCs w:val="22"/>
-        </w:rPr>
-        <w:t xml:space="preserve">ASA — American Society of Anesthesiologists
-CAPA — corrective and preventive action
-ECG — electrocardiogram
-ISA — Indian Society of Anaesthesiologists
-NABH — National Accreditation Board for Hospitals and Healthcare Providers
-NIBP — non-invasive blood pressure
-OE — objective element
-OT — operation theatre
-SHCO — Standards for Small Healthcare Organisations
-WFSA — World Federation of Societies of Anaesthesiologists</w:t>
-      </w:r>
-    </w:p>
+    <w:tbl>
+      <w:tblPr>
+        <w:tblW w:type="pct" w:w="100%"/>
+        <w:tblBorders>
+          <w:top w:val="single" w:color="auto" w:sz="4"/>
+          <w:left w:val="single" w:color="auto" w:sz="4"/>
+          <w:bottom w:val="single" w:color="auto" w:sz="4"/>
+          <w:right w:val="single" w:color="auto" w:sz="4"/>
+          <w:insideH w:val="single" w:color="auto" w:sz="4"/>
+          <w:insideV w:val="single" w:color="auto" w:sz="4"/>
+        </w:tblBorders>
+      </w:tblPr>
+      <w:tblGrid>
+        <w:gridCol w:w="100"/>
+        <w:gridCol w:w="100"/>
+      </w:tblGrid>
+      <w:tr>
+        <w:tc>
+          <w:tcPr>
+            <w:tcW w:type="pct" w:w="22%"/>
+            <w:tcBorders>
+              <w:top w:val="single" w:color="999999" w:sz="4"/>
+              <w:left w:val="single" w:color="999999" w:sz="4"/>
+              <w:bottom w:val="single" w:color="999999" w:sz="4"/>
+              <w:right w:val="single" w:color="999999" w:sz="4"/>
+            </w:tcBorders>
+            <w:shd w:fill="E8E8E8" w:val="clear"/>
+          </w:tcPr>
+          <w:p>
+            <w:r>
+              <w:rPr>
+                <w:b/>
+              </w:rPr>
+              <w:t>Abbreviation</w:t>
+            </w:r>
+          </w:p>
+        </w:tc>
+        <w:tc>
+          <w:tcPr>
+            <w:tcW w:type="pct" w:w="22%"/>
+            <w:tcBorders>
+              <w:top w:val="single" w:color="999999" w:sz="4"/>
+              <w:left w:val="single" w:color="999999" w:sz="4"/>
+              <w:bottom w:val="single" w:color="999999" w:sz="4"/>
+              <w:right w:val="single" w:color="999999" w:sz="4"/>
+            </w:tcBorders>
+            <w:shd w:fill="E8E8E8" w:val="clear"/>
+          </w:tcPr>
+          <w:p>
+            <w:r>
+              <w:rPr>
+                <w:b/>
+              </w:rPr>
+              <w:t>Meaning</w:t>
+            </w:r>
+          </w:p>
+        </w:tc>
+      </w:tr>
+      <w:tr>
+        <w:tc>
+          <w:tcPr>
+            <w:tcW w:type="pct" w:w="22%"/>
+            <w:tcBorders>
+              <w:top w:val="single" w:color="999999" w:sz="4"/>
+              <w:left w:val="single" w:color="999999" w:sz="4"/>
+              <w:bottom w:val="single" w:color="999999" w:sz="4"/>
+              <w:right w:val="single" w:color="999999" w:sz="4"/>
+            </w:tcBorders>
+            <w:shd w:fill="E8E8E8" w:val="clear"/>
+          </w:tcPr>
+          <w:p>
+            <w:r>
+              <w:rPr>
+                <w:b w:val="0"/>
+              </w:rPr>
+              <w:t>ASA</w:t>
+            </w:r>
+          </w:p>
+        </w:tc>
+        <w:tc>
+          <w:tcPr>
+            <w:tcW w:type="pct" w:w="22%"/>
+            <w:tcBorders>
+              <w:top w:val="single" w:color="999999" w:sz="4"/>
+              <w:left w:val="single" w:color="999999" w:sz="4"/>
+              <w:bottom w:val="single" w:color="999999" w:sz="4"/>
+              <w:right w:val="single" w:color="999999" w:sz="4"/>
+            </w:tcBorders>
+            <w:shd w:fill="E8E8E8" w:val="clear"/>
+          </w:tcPr>
+          <w:p>
+            <w:r>
+              <w:rPr>
+                <w:b w:val="0"/>
+              </w:rPr>
+              <w:t>American Society of Anesthesiologists</w:t>
+            </w:r>
+          </w:p>
+        </w:tc>
+      </w:tr>
+      <w:tr>
+        <w:tc>
+          <w:tcPr>
+            <w:tcW w:type="pct" w:w="22%"/>
+            <w:tcBorders>
+              <w:top w:val="single" w:color="999999" w:sz="4"/>
+              <w:left w:val="single" w:color="999999" w:sz="4"/>
+              <w:bottom w:val="single" w:color="999999" w:sz="4"/>
+              <w:right w:val="single" w:color="999999" w:sz="4"/>
+            </w:tcBorders>
+            <w:shd w:fill="E8E8E8" w:val="clear"/>
+          </w:tcPr>
+          <w:p>
+            <w:r>
+              <w:rPr>
+                <w:b w:val="0"/>
+              </w:rPr>
+              <w:t>CAPA</w:t>
+            </w:r>
+          </w:p>
+        </w:tc>
+        <w:tc>
+          <w:tcPr>
+            <w:tcW w:type="pct" w:w="22%"/>
+            <w:tcBorders>
+              <w:top w:val="single" w:color="999999" w:sz="4"/>
+              <w:left w:val="single" w:color="999999" w:sz="4"/>
+              <w:bottom w:val="single" w:color="999999" w:sz="4"/>
+              <w:right w:val="single" w:color="999999" w:sz="4"/>
+            </w:tcBorders>
+            <w:shd w:fill="E8E8E8" w:val="clear"/>
+          </w:tcPr>
+          <w:p>
+            <w:r>
+              <w:rPr>
+                <w:b w:val="0"/>
+              </w:rPr>
+              <w:t>corrective and preventive action</w:t>
+            </w:r>
+          </w:p>
+        </w:tc>
+      </w:tr>
+      <w:tr>
+        <w:tc>
+          <w:tcPr>
+            <w:tcW w:type="pct" w:w="22%"/>
+            <w:tcBorders>
+              <w:top w:val="single" w:color="999999" w:sz="4"/>
+              <w:left w:val="single" w:color="999999" w:sz="4"/>
+              <w:bottom w:val="single" w:color="999999" w:sz="4"/>
+              <w:right w:val="single" w:color="999999" w:sz="4"/>
+            </w:tcBorders>
+            <w:shd w:fill="E8E8E8" w:val="clear"/>
+          </w:tcPr>
+          <w:p>
+            <w:r>
+              <w:rPr>
+                <w:b w:val="0"/>
+              </w:rPr>
+              <w:t>ECG</w:t>
+            </w:r>
+          </w:p>
+        </w:tc>
+        <w:tc>
+          <w:tcPr>
+            <w:tcW w:type="pct" w:w="22%"/>
+            <w:tcBorders>
+              <w:top w:val="single" w:color="999999" w:sz="4"/>
+              <w:left w:val="single" w:color="999999" w:sz="4"/>
+              <w:bottom w:val="single" w:color="999999" w:sz="4"/>
+              <w:right w:val="single" w:color="999999" w:sz="4"/>
+            </w:tcBorders>
+            <w:shd w:fill="E8E8E8" w:val="clear"/>
+          </w:tcPr>
+          <w:p>
+            <w:r>
+              <w:rPr>
+                <w:b w:val="0"/>
+              </w:rPr>
+              <w:t>electrocardiogram</w:t>
+            </w:r>
+          </w:p>
+        </w:tc>
+      </w:tr>
+      <w:tr>
+        <w:tc>
+          <w:tcPr>
+            <w:tcW w:type="pct" w:w="22%"/>
+            <w:tcBorders>
+              <w:top w:val="single" w:color="999999" w:sz="4"/>
+              <w:left w:val="single" w:color="999999" w:sz="4"/>
+              <w:bottom w:val="single" w:color="999999" w:sz="4"/>
+              <w:right w:val="single" w:color="999999" w:sz="4"/>
+            </w:tcBorders>
+            <w:shd w:fill="E8E8E8" w:val="clear"/>
+          </w:tcPr>
+          <w:p>
+            <w:r>
+              <w:rPr>
+                <w:b w:val="0"/>
+              </w:rPr>
+              <w:t>ISA</w:t>
+            </w:r>
+          </w:p>
+        </w:tc>
+        <w:tc>
+          <w:tcPr>
+            <w:tcW w:type="pct" w:w="22%"/>
+            <w:tcBorders>
+              <w:top w:val="single" w:color="999999" w:sz="4"/>
+              <w:left w:val="single" w:color="999999" w:sz="4"/>
+              <w:bottom w:val="single" w:color="999999" w:sz="4"/>
+              <w:right w:val="single" w:color="999999" w:sz="4"/>
+            </w:tcBorders>
+            <w:shd w:fill="E8E8E8" w:val="clear"/>
+          </w:tcPr>
+          <w:p>
+            <w:r>
+              <w:rPr>
+                <w:b w:val="0"/>
+              </w:rPr>
+              <w:t>Indian Society of Anaesthesiologists</w:t>
+            </w:r>
+          </w:p>
+        </w:tc>
+      </w:tr>
+      <w:tr>
+        <w:tc>
+          <w:tcPr>
+            <w:tcW w:type="pct" w:w="22%"/>
+            <w:tcBorders>
+              <w:top w:val="single" w:color="999999" w:sz="4"/>
+              <w:left w:val="single" w:color="999999" w:sz="4"/>
+              <w:bottom w:val="single" w:color="999999" w:sz="4"/>
+              <w:right w:val="single" w:color="999999" w:sz="4"/>
+            </w:tcBorders>
+            <w:shd w:fill="E8E8E8" w:val="clear"/>
+          </w:tcPr>
+          <w:p>
+            <w:r>
+              <w:rPr>
+                <w:b w:val="0"/>
+              </w:rPr>
+              <w:t>NABH</w:t>
+            </w:r>
+          </w:p>
+        </w:tc>
+        <w:tc>
+          <w:tcPr>
+            <w:tcW w:type="pct" w:w="22%"/>
+            <w:tcBorders>
+              <w:top w:val="single" w:color="999999" w:sz="4"/>
+              <w:left w:val="single" w:color="999999" w:sz="4"/>
+              <w:bottom w:val="single" w:color="999999" w:sz="4"/>
+              <w:right w:val="single" w:color="999999" w:sz="4"/>
+            </w:tcBorders>
+            <w:shd w:fill="E8E8E8" w:val="clear"/>
+          </w:tcPr>
+          <w:p>
+            <w:r>
+              <w:rPr>
+                <w:b w:val="0"/>
+              </w:rPr>
+              <w:t>National Accreditation Board for Hospitals and Healthcare Providers</w:t>
+            </w:r>
+          </w:p>
+        </w:tc>
+      </w:tr>
+      <w:tr>
+        <w:tc>
+          <w:tcPr>
+            <w:tcW w:type="pct" w:w="22%"/>
+            <w:tcBorders>
+              <w:top w:val="single" w:color="999999" w:sz="4"/>
+              <w:left w:val="single" w:color="999999" w:sz="4"/>
+              <w:bottom w:val="single" w:color="999999" w:sz="4"/>
+              <w:right w:val="single" w:color="999999" w:sz="4"/>
+            </w:tcBorders>
+            <w:shd w:fill="E8E8E8" w:val="clear"/>
+          </w:tcPr>
+          <w:p>
+            <w:r>
+              <w:rPr>
+                <w:b w:val="0"/>
+              </w:rPr>
+              <w:t>NIBP</w:t>
+            </w:r>
+          </w:p>
+        </w:tc>
+        <w:tc>
+          <w:tcPr>
+            <w:tcW w:type="pct" w:w="22%"/>
+            <w:tcBorders>
+              <w:top w:val="single" w:color="999999" w:sz="4"/>
+              <w:left w:val="single" w:color="999999" w:sz="4"/>
+              <w:bottom w:val="single" w:color="999999" w:sz="4"/>
+              <w:right w:val="single" w:color="999999" w:sz="4"/>
+            </w:tcBorders>
+            <w:shd w:fill="E8E8E8" w:val="clear"/>
+          </w:tcPr>
+          <w:p>
+            <w:r>
+              <w:rPr>
+                <w:b w:val="0"/>
+              </w:rPr>
+              <w:t>non-invasive blood pressure</w:t>
+            </w:r>
+          </w:p>
+        </w:tc>
+      </w:tr>
+      <w:tr>
+        <w:tc>
+          <w:tcPr>
+            <w:tcW w:type="pct" w:w="22%"/>
+            <w:tcBorders>
+              <w:top w:val="single" w:color="999999" w:sz="4"/>
+              <w:left w:val="single" w:color="999999" w:sz="4"/>
+              <w:bottom w:val="single" w:color="999999" w:sz="4"/>
+              <w:right w:val="single" w:color="999999" w:sz="4"/>
+            </w:tcBorders>
+            <w:shd w:fill="E8E8E8" w:val="clear"/>
+          </w:tcPr>
+          <w:p>
+            <w:r>
+              <w:rPr>
+                <w:b w:val="0"/>
+              </w:rPr>
+              <w:t>OE</w:t>
+            </w:r>
+          </w:p>
+        </w:tc>
+        <w:tc>
+          <w:tcPr>
+            <w:tcW w:type="pct" w:w="22%"/>
+            <w:tcBorders>
+              <w:top w:val="single" w:color="999999" w:sz="4"/>
+              <w:left w:val="single" w:color="999999" w:sz="4"/>
+              <w:bottom w:val="single" w:color="999999" w:sz="4"/>
+              <w:right w:val="single" w:color="999999" w:sz="4"/>
+            </w:tcBorders>
+            <w:shd w:fill="E8E8E8" w:val="clear"/>
+          </w:tcPr>
+          <w:p>
+            <w:r>
+              <w:rPr>
+                <w:b w:val="0"/>
+              </w:rPr>
+              <w:t>objective element</w:t>
+            </w:r>
+          </w:p>
+        </w:tc>
+      </w:tr>
+      <w:tr>
+        <w:tc>
+          <w:tcPr>
+            <w:tcW w:type="pct" w:w="22%"/>
+            <w:tcBorders>
+              <w:top w:val="single" w:color="999999" w:sz="4"/>
+              <w:left w:val="single" w:color="999999" w:sz="4"/>
+              <w:bottom w:val="single" w:color="999999" w:sz="4"/>
+              <w:right w:val="single" w:color="999999" w:sz="4"/>
+            </w:tcBorders>
+            <w:shd w:fill="E8E8E8" w:val="clear"/>
+          </w:tcPr>
+          <w:p>
+            <w:r>
+              <w:rPr>
+                <w:b w:val="0"/>
+              </w:rPr>
+              <w:t>OT</w:t>
+            </w:r>
+          </w:p>
+        </w:tc>
+        <w:tc>
+          <w:tcPr>
+            <w:tcW w:type="pct" w:w="22%"/>
+            <w:tcBorders>
+              <w:top w:val="single" w:color="999999" w:sz="4"/>
+              <w:left w:val="single" w:color="999999" w:sz="4"/>
+              <w:bottom w:val="single" w:color="999999" w:sz="4"/>
+              <w:right w:val="single" w:color="999999" w:sz="4"/>
+            </w:tcBorders>
+            <w:shd w:fill="E8E8E8" w:val="clear"/>
+          </w:tcPr>
+          <w:p>
+            <w:r>
+              <w:rPr>
+                <w:b w:val="0"/>
+              </w:rPr>
+              <w:t>operation theatre</w:t>
+            </w:r>
+          </w:p>
+        </w:tc>
+      </w:tr>
+      <w:tr>
+        <w:tc>
+          <w:tcPr>
+            <w:tcW w:type="pct" w:w="22%"/>
+            <w:tcBorders>
+              <w:top w:val="single" w:color="999999" w:sz="4"/>
+              <w:left w:val="single" w:color="999999" w:sz="4"/>
+              <w:bottom w:val="single" w:color="999999" w:sz="4"/>
+              <w:right w:val="single" w:color="999999" w:sz="4"/>
+            </w:tcBorders>
+            <w:shd w:fill="E8E8E8" w:val="clear"/>
+          </w:tcPr>
+          <w:p>
+            <w:r>
+              <w:rPr>
+                <w:b w:val="0"/>
+              </w:rPr>
+              <w:t>SHCO</w:t>
+            </w:r>
+          </w:p>
+        </w:tc>
+        <w:tc>
+          <w:tcPr>
+            <w:tcW w:type="pct" w:w="22%"/>
+            <w:tcBorders>
+              <w:top w:val="single" w:color="999999" w:sz="4"/>
+              <w:left w:val="single" w:color="999999" w:sz="4"/>
+              <w:bottom w:val="single" w:color="999999" w:sz="4"/>
+              <w:right w:val="single" w:color="999999" w:sz="4"/>
+            </w:tcBorders>
+            <w:shd w:fill="E8E8E8" w:val="clear"/>
+          </w:tcPr>
+          <w:p>
+            <w:r>
+              <w:rPr>
+                <w:b w:val="0"/>
+              </w:rPr>
+              <w:t>Standards for Small Healthcare Organisations</w:t>
+            </w:r>
+          </w:p>
+        </w:tc>
+      </w:tr>
+      <w:tr>
+        <w:tc>
+          <w:tcPr>
+            <w:tcW w:type="pct" w:w="22%"/>
+            <w:tcBorders>
+              <w:top w:val="single" w:color="999999" w:sz="4"/>
+              <w:left w:val="single" w:color="999999" w:sz="4"/>
+              <w:bottom w:val="single" w:color="999999" w:sz="4"/>
+              <w:right w:val="single" w:color="999999" w:sz="4"/>
+            </w:tcBorders>
+            <w:shd w:fill="E8E8E8" w:val="clear"/>
+          </w:tcPr>
+          <w:p>
+            <w:r>
+              <w:rPr>
+                <w:b w:val="0"/>
+              </w:rPr>
+              <w:t>WFSA</w:t>
+            </w:r>
+          </w:p>
+        </w:tc>
+        <w:tc>
+          <w:tcPr>
+            <w:tcW w:type="pct" w:w="22%"/>
+            <w:tcBorders>
+              <w:top w:val="single" w:color="999999" w:sz="4"/>
+              <w:left w:val="single" w:color="999999" w:sz="4"/>
+              <w:bottom w:val="single" w:color="999999" w:sz="4"/>
+              <w:right w:val="single" w:color="999999" w:sz="4"/>
+            </w:tcBorders>
+            <w:shd w:fill="E8E8E8" w:val="clear"/>
+          </w:tcPr>
+          <w:p>
+            <w:r>
+              <w:rPr>
+                <w:b w:val="0"/>
+              </w:rPr>
+              <w:t>World Federation of Societies of Anaesthesiologists</w:t>
+            </w:r>
+          </w:p>
+        </w:tc>
+      </w:tr>
+    </w:tbl>
     <w:p>
       <w:pPr>
         <w:pStyle w:val="Heading1"/>

--- a/policies/build/masters/COP.10_v2_master.docx
+++ b/policies/build/masters/COP.10_v2_master.docx
@@ -678,18 +678,6 @@
           <w:szCs w:val="22"/>
         </w:rPr>
         <w:t xml:space="preserve">Boundaries: PRE.3 owns the consent method; this policy owns that consent was obtained before anaesthesia. COP.9 owns procedural sedation; this policy owns general, regional and local anaesthesia provided in the operating theatre or equivalent.</w:t>
-      </w:r>
-    </w:p>
-    <w:p>
-      <w:pPr>
-        <w:spacing w:after="140"/>
-      </w:pPr>
-      <w:r>
-        <w:rPr>
-          <w:sz w:val="22"/>
-          <w:szCs w:val="22"/>
-        </w:rPr>
-        <w:t xml:space="preserve">Words marked «like this» are defaults a small hospital can keep. A blank marked «________» has no sensible default. Fill it in before this document is signed.</w:t>
       </w:r>
     </w:p>
     <w:p>

--- a/policies/build/masters/COP.10_v2_master.docx
+++ b/policies/build/masters/COP.10_v2_master.docx
@@ -2462,6 +2462,562 @@
         <w:t xml:space="preserve">The Nursing Superintendent holds signed acknowledgements with the induction record.</w:t>
       </w:r>
     </w:p>
+    <w:p>
+      <w:pPr>
+        <w:pStyle w:val="Heading1"/>
+        <w:spacing w:after="120" w:before="280"/>
+      </w:pPr>
+      <w:r>
+        <w:t>10. Distribution</w:t>
+      </w:r>
+    </w:p>
+    <w:p>
+      <w:pPr>
+        <w:spacing w:after="140"/>
+      </w:pPr>
+      <w:r>
+        <w:rPr>
+          <w:sz w:val="22"/>
+          <w:szCs w:val="22"/>
+        </w:rPr>
+        <w:t xml:space="preserve">Official master copy: office of the Medical Superintendent, «Hospital Name», with the Anaesthesia In-Charge and Quality Coordinator.</w:t>
+      </w:r>
+    </w:p>
+    <w:p>
+      <w:pPr>
+        <w:spacing w:after="140"/>
+      </w:pPr>
+      <w:r>
+        <w:rPr>
+          <w:sz w:val="22"/>
+          <w:szCs w:val="22"/>
+        </w:rPr>
+        <w:t xml:space="preserve">Copies issued to: operation theatre; pre-anaesthesia clinic; recovery area; OT nursing station.</w:t>
+      </w:r>
+    </w:p>
+    <w:p>
+      <w:pPr>
+        <w:spacing w:after="140"/>
+      </w:pPr>
+      <w:r>
+        <w:rPr>
+          <w:sz w:val="22"/>
+          <w:szCs w:val="22"/>
+        </w:rPr>
+        <w:t xml:space="preserve">The current version is available to all staff at the «policy file in the OT» and, if the hospital keeps an intranet, at «staff intranet / policies».</w:t>
+      </w:r>
+    </w:p>
+    <w:p>
+      <w:pPr>
+        <w:pStyle w:val="Heading1"/>
+        <w:spacing w:after="120" w:before="280"/>
+      </w:pPr>
+      <w:r>
+        <w:t>11. Abbreviations</w:t>
+      </w:r>
+    </w:p>
+    <w:tbl>
+      <w:tblPr>
+        <w:tblW w:type="pct" w:w="100%"/>
+        <w:tblBorders>
+          <w:top w:val="single" w:color="auto" w:sz="4"/>
+          <w:left w:val="single" w:color="auto" w:sz="4"/>
+          <w:bottom w:val="single" w:color="auto" w:sz="4"/>
+          <w:right w:val="single" w:color="auto" w:sz="4"/>
+          <w:insideH w:val="single" w:color="auto" w:sz="4"/>
+          <w:insideV w:val="single" w:color="auto" w:sz="4"/>
+        </w:tblBorders>
+      </w:tblPr>
+      <w:tblGrid>
+        <w:gridCol w:w="100"/>
+        <w:gridCol w:w="100"/>
+      </w:tblGrid>
+      <w:tr>
+        <w:tc>
+          <w:tcPr>
+            <w:tcW w:type="pct" w:w="22%"/>
+            <w:tcBorders>
+              <w:top w:val="single" w:color="999999" w:sz="4"/>
+              <w:left w:val="single" w:color="999999" w:sz="4"/>
+              <w:bottom w:val="single" w:color="999999" w:sz="4"/>
+              <w:right w:val="single" w:color="999999" w:sz="4"/>
+            </w:tcBorders>
+            <w:shd w:fill="E8E8E8" w:val="clear"/>
+          </w:tcPr>
+          <w:p>
+            <w:r>
+              <w:rPr>
+                <w:b/>
+              </w:rPr>
+              <w:t>Abbreviation</w:t>
+            </w:r>
+          </w:p>
+        </w:tc>
+        <w:tc>
+          <w:tcPr>
+            <w:tcW w:type="pct" w:w="22%"/>
+            <w:tcBorders>
+              <w:top w:val="single" w:color="999999" w:sz="4"/>
+              <w:left w:val="single" w:color="999999" w:sz="4"/>
+              <w:bottom w:val="single" w:color="999999" w:sz="4"/>
+              <w:right w:val="single" w:color="999999" w:sz="4"/>
+            </w:tcBorders>
+            <w:shd w:fill="E8E8E8" w:val="clear"/>
+          </w:tcPr>
+          <w:p>
+            <w:r>
+              <w:rPr>
+                <w:b/>
+              </w:rPr>
+              <w:t>Meaning</w:t>
+            </w:r>
+          </w:p>
+        </w:tc>
+      </w:tr>
+      <w:tr>
+        <w:tc>
+          <w:tcPr>
+            <w:tcW w:type="pct" w:w="22%"/>
+            <w:tcBorders>
+              <w:top w:val="single" w:color="999999" w:sz="4"/>
+              <w:left w:val="single" w:color="999999" w:sz="4"/>
+              <w:bottom w:val="single" w:color="999999" w:sz="4"/>
+              <w:right w:val="single" w:color="999999" w:sz="4"/>
+            </w:tcBorders>
+            <w:shd w:fill="E8E8E8" w:val="clear"/>
+          </w:tcPr>
+          <w:p>
+            <w:r>
+              <w:rPr>
+                <w:b w:val="0"/>
+              </w:rPr>
+              <w:t>ASA</w:t>
+            </w:r>
+          </w:p>
+        </w:tc>
+        <w:tc>
+          <w:tcPr>
+            <w:tcW w:type="pct" w:w="22%"/>
+            <w:tcBorders>
+              <w:top w:val="single" w:color="999999" w:sz="4"/>
+              <w:left w:val="single" w:color="999999" w:sz="4"/>
+              <w:bottom w:val="single" w:color="999999" w:sz="4"/>
+              <w:right w:val="single" w:color="999999" w:sz="4"/>
+            </w:tcBorders>
+            <w:shd w:fill="E8E8E8" w:val="clear"/>
+          </w:tcPr>
+          <w:p>
+            <w:r>
+              <w:rPr>
+                <w:b w:val="0"/>
+              </w:rPr>
+              <w:t>American Society of Anesthesiologists</w:t>
+            </w:r>
+          </w:p>
+        </w:tc>
+      </w:tr>
+      <w:tr>
+        <w:tc>
+          <w:tcPr>
+            <w:tcW w:type="pct" w:w="22%"/>
+            <w:tcBorders>
+              <w:top w:val="single" w:color="999999" w:sz="4"/>
+              <w:left w:val="single" w:color="999999" w:sz="4"/>
+              <w:bottom w:val="single" w:color="999999" w:sz="4"/>
+              <w:right w:val="single" w:color="999999" w:sz="4"/>
+            </w:tcBorders>
+            <w:shd w:fill="E8E8E8" w:val="clear"/>
+          </w:tcPr>
+          <w:p>
+            <w:r>
+              <w:rPr>
+                <w:b w:val="0"/>
+              </w:rPr>
+              <w:t>CAPA</w:t>
+            </w:r>
+          </w:p>
+        </w:tc>
+        <w:tc>
+          <w:tcPr>
+            <w:tcW w:type="pct" w:w="22%"/>
+            <w:tcBorders>
+              <w:top w:val="single" w:color="999999" w:sz="4"/>
+              <w:left w:val="single" w:color="999999" w:sz="4"/>
+              <w:bottom w:val="single" w:color="999999" w:sz="4"/>
+              <w:right w:val="single" w:color="999999" w:sz="4"/>
+            </w:tcBorders>
+            <w:shd w:fill="E8E8E8" w:val="clear"/>
+          </w:tcPr>
+          <w:p>
+            <w:r>
+              <w:rPr>
+                <w:b w:val="0"/>
+              </w:rPr>
+              <w:t>corrective and preventive action</w:t>
+            </w:r>
+          </w:p>
+        </w:tc>
+      </w:tr>
+      <w:tr>
+        <w:tc>
+          <w:tcPr>
+            <w:tcW w:type="pct" w:w="22%"/>
+            <w:tcBorders>
+              <w:top w:val="single" w:color="999999" w:sz="4"/>
+              <w:left w:val="single" w:color="999999" w:sz="4"/>
+              <w:bottom w:val="single" w:color="999999" w:sz="4"/>
+              <w:right w:val="single" w:color="999999" w:sz="4"/>
+            </w:tcBorders>
+            <w:shd w:fill="E8E8E8" w:val="clear"/>
+          </w:tcPr>
+          <w:p>
+            <w:r>
+              <w:rPr>
+                <w:b w:val="0"/>
+              </w:rPr>
+              <w:t>ECG</w:t>
+            </w:r>
+          </w:p>
+        </w:tc>
+        <w:tc>
+          <w:tcPr>
+            <w:tcW w:type="pct" w:w="22%"/>
+            <w:tcBorders>
+              <w:top w:val="single" w:color="999999" w:sz="4"/>
+              <w:left w:val="single" w:color="999999" w:sz="4"/>
+              <w:bottom w:val="single" w:color="999999" w:sz="4"/>
+              <w:right w:val="single" w:color="999999" w:sz="4"/>
+            </w:tcBorders>
+            <w:shd w:fill="E8E8E8" w:val="clear"/>
+          </w:tcPr>
+          <w:p>
+            <w:r>
+              <w:rPr>
+                <w:b w:val="0"/>
+              </w:rPr>
+              <w:t>electrocardiogram</w:t>
+            </w:r>
+          </w:p>
+        </w:tc>
+      </w:tr>
+      <w:tr>
+        <w:tc>
+          <w:tcPr>
+            <w:tcW w:type="pct" w:w="22%"/>
+            <w:tcBorders>
+              <w:top w:val="single" w:color="999999" w:sz="4"/>
+              <w:left w:val="single" w:color="999999" w:sz="4"/>
+              <w:bottom w:val="single" w:color="999999" w:sz="4"/>
+              <w:right w:val="single" w:color="999999" w:sz="4"/>
+            </w:tcBorders>
+            <w:shd w:fill="E8E8E8" w:val="clear"/>
+          </w:tcPr>
+          <w:p>
+            <w:r>
+              <w:rPr>
+                <w:b w:val="0"/>
+              </w:rPr>
+              <w:t>ISA</w:t>
+            </w:r>
+          </w:p>
+        </w:tc>
+        <w:tc>
+          <w:tcPr>
+            <w:tcW w:type="pct" w:w="22%"/>
+            <w:tcBorders>
+              <w:top w:val="single" w:color="999999" w:sz="4"/>
+              <w:left w:val="single" w:color="999999" w:sz="4"/>
+              <w:bottom w:val="single" w:color="999999" w:sz="4"/>
+              <w:right w:val="single" w:color="999999" w:sz="4"/>
+            </w:tcBorders>
+            <w:shd w:fill="E8E8E8" w:val="clear"/>
+          </w:tcPr>
+          <w:p>
+            <w:r>
+              <w:rPr>
+                <w:b w:val="0"/>
+              </w:rPr>
+              <w:t>Indian Society of Anaesthesiologists</w:t>
+            </w:r>
+          </w:p>
+        </w:tc>
+      </w:tr>
+      <w:tr>
+        <w:tc>
+          <w:tcPr>
+            <w:tcW w:type="pct" w:w="22%"/>
+            <w:tcBorders>
+              <w:top w:val="single" w:color="999999" w:sz="4"/>
+              <w:left w:val="single" w:color="999999" w:sz="4"/>
+              <w:bottom w:val="single" w:color="999999" w:sz="4"/>
+              <w:right w:val="single" w:color="999999" w:sz="4"/>
+            </w:tcBorders>
+            <w:shd w:fill="E8E8E8" w:val="clear"/>
+          </w:tcPr>
+          <w:p>
+            <w:r>
+              <w:rPr>
+                <w:b w:val="0"/>
+              </w:rPr>
+              <w:t>NABH</w:t>
+            </w:r>
+          </w:p>
+        </w:tc>
+        <w:tc>
+          <w:tcPr>
+            <w:tcW w:type="pct" w:w="22%"/>
+            <w:tcBorders>
+              <w:top w:val="single" w:color="999999" w:sz="4"/>
+              <w:left w:val="single" w:color="999999" w:sz="4"/>
+              <w:bottom w:val="single" w:color="999999" w:sz="4"/>
+              <w:right w:val="single" w:color="999999" w:sz="4"/>
+            </w:tcBorders>
+            <w:shd w:fill="E8E8E8" w:val="clear"/>
+          </w:tcPr>
+          <w:p>
+            <w:r>
+              <w:rPr>
+                <w:b w:val="0"/>
+              </w:rPr>
+              <w:t>National Accreditation Board for Hospitals and Healthcare Providers</w:t>
+            </w:r>
+          </w:p>
+        </w:tc>
+      </w:tr>
+      <w:tr>
+        <w:tc>
+          <w:tcPr>
+            <w:tcW w:type="pct" w:w="22%"/>
+            <w:tcBorders>
+              <w:top w:val="single" w:color="999999" w:sz="4"/>
+              <w:left w:val="single" w:color="999999" w:sz="4"/>
+              <w:bottom w:val="single" w:color="999999" w:sz="4"/>
+              <w:right w:val="single" w:color="999999" w:sz="4"/>
+            </w:tcBorders>
+            <w:shd w:fill="E8E8E8" w:val="clear"/>
+          </w:tcPr>
+          <w:p>
+            <w:r>
+              <w:rPr>
+                <w:b w:val="0"/>
+              </w:rPr>
+              <w:t>NIBP</w:t>
+            </w:r>
+          </w:p>
+        </w:tc>
+        <w:tc>
+          <w:tcPr>
+            <w:tcW w:type="pct" w:w="22%"/>
+            <w:tcBorders>
+              <w:top w:val="single" w:color="999999" w:sz="4"/>
+              <w:left w:val="single" w:color="999999" w:sz="4"/>
+              <w:bottom w:val="single" w:color="999999" w:sz="4"/>
+              <w:right w:val="single" w:color="999999" w:sz="4"/>
+            </w:tcBorders>
+            <w:shd w:fill="E8E8E8" w:val="clear"/>
+          </w:tcPr>
+          <w:p>
+            <w:r>
+              <w:rPr>
+                <w:b w:val="0"/>
+              </w:rPr>
+              <w:t>non-invasive blood pressure</w:t>
+            </w:r>
+          </w:p>
+        </w:tc>
+      </w:tr>
+      <w:tr>
+        <w:tc>
+          <w:tcPr>
+            <w:tcW w:type="pct" w:w="22%"/>
+            <w:tcBorders>
+              <w:top w:val="single" w:color="999999" w:sz="4"/>
+              <w:left w:val="single" w:color="999999" w:sz="4"/>
+              <w:bottom w:val="single" w:color="999999" w:sz="4"/>
+              <w:right w:val="single" w:color="999999" w:sz="4"/>
+            </w:tcBorders>
+            <w:shd w:fill="E8E8E8" w:val="clear"/>
+          </w:tcPr>
+          <w:p>
+            <w:r>
+              <w:rPr>
+                <w:b w:val="0"/>
+              </w:rPr>
+              <w:t>OE</w:t>
+            </w:r>
+          </w:p>
+        </w:tc>
+        <w:tc>
+          <w:tcPr>
+            <w:tcW w:type="pct" w:w="22%"/>
+            <w:tcBorders>
+              <w:top w:val="single" w:color="999999" w:sz="4"/>
+              <w:left w:val="single" w:color="999999" w:sz="4"/>
+              <w:bottom w:val="single" w:color="999999" w:sz="4"/>
+              <w:right w:val="single" w:color="999999" w:sz="4"/>
+            </w:tcBorders>
+            <w:shd w:fill="E8E8E8" w:val="clear"/>
+          </w:tcPr>
+          <w:p>
+            <w:r>
+              <w:rPr>
+                <w:b w:val="0"/>
+              </w:rPr>
+              <w:t>objective element</w:t>
+            </w:r>
+          </w:p>
+        </w:tc>
+      </w:tr>
+      <w:tr>
+        <w:tc>
+          <w:tcPr>
+            <w:tcW w:type="pct" w:w="22%"/>
+            <w:tcBorders>
+              <w:top w:val="single" w:color="999999" w:sz="4"/>
+              <w:left w:val="single" w:color="999999" w:sz="4"/>
+              <w:bottom w:val="single" w:color="999999" w:sz="4"/>
+              <w:right w:val="single" w:color="999999" w:sz="4"/>
+            </w:tcBorders>
+            <w:shd w:fill="E8E8E8" w:val="clear"/>
+          </w:tcPr>
+          <w:p>
+            <w:r>
+              <w:rPr>
+                <w:b w:val="0"/>
+              </w:rPr>
+              <w:t>OT</w:t>
+            </w:r>
+          </w:p>
+        </w:tc>
+        <w:tc>
+          <w:tcPr>
+            <w:tcW w:type="pct" w:w="22%"/>
+            <w:tcBorders>
+              <w:top w:val="single" w:color="999999" w:sz="4"/>
+              <w:left w:val="single" w:color="999999" w:sz="4"/>
+              <w:bottom w:val="single" w:color="999999" w:sz="4"/>
+              <w:right w:val="single" w:color="999999" w:sz="4"/>
+            </w:tcBorders>
+            <w:shd w:fill="E8E8E8" w:val="clear"/>
+          </w:tcPr>
+          <w:p>
+            <w:r>
+              <w:rPr>
+                <w:b w:val="0"/>
+              </w:rPr>
+              <w:t>operation theatre</w:t>
+            </w:r>
+          </w:p>
+        </w:tc>
+      </w:tr>
+      <w:tr>
+        <w:tc>
+          <w:tcPr>
+            <w:tcW w:type="pct" w:w="22%"/>
+            <w:tcBorders>
+              <w:top w:val="single" w:color="999999" w:sz="4"/>
+              <w:left w:val="single" w:color="999999" w:sz="4"/>
+              <w:bottom w:val="single" w:color="999999" w:sz="4"/>
+              <w:right w:val="single" w:color="999999" w:sz="4"/>
+            </w:tcBorders>
+            <w:shd w:fill="E8E8E8" w:val="clear"/>
+          </w:tcPr>
+          <w:p>
+            <w:r>
+              <w:rPr>
+                <w:b w:val="0"/>
+              </w:rPr>
+              <w:t>SHCO</w:t>
+            </w:r>
+          </w:p>
+        </w:tc>
+        <w:tc>
+          <w:tcPr>
+            <w:tcW w:type="pct" w:w="22%"/>
+            <w:tcBorders>
+              <w:top w:val="single" w:color="999999" w:sz="4"/>
+              <w:left w:val="single" w:color="999999" w:sz="4"/>
+              <w:bottom w:val="single" w:color="999999" w:sz="4"/>
+              <w:right w:val="single" w:color="999999" w:sz="4"/>
+            </w:tcBorders>
+            <w:shd w:fill="E8E8E8" w:val="clear"/>
+          </w:tcPr>
+          <w:p>
+            <w:r>
+              <w:rPr>
+                <w:b w:val="0"/>
+              </w:rPr>
+              <w:t>Standards for Small Healthcare Organisations</w:t>
+            </w:r>
+          </w:p>
+        </w:tc>
+      </w:tr>
+      <w:tr>
+        <w:tc>
+          <w:tcPr>
+            <w:tcW w:type="pct" w:w="22%"/>
+            <w:tcBorders>
+              <w:top w:val="single" w:color="999999" w:sz="4"/>
+              <w:left w:val="single" w:color="999999" w:sz="4"/>
+              <w:bottom w:val="single" w:color="999999" w:sz="4"/>
+              <w:right w:val="single" w:color="999999" w:sz="4"/>
+            </w:tcBorders>
+            <w:shd w:fill="E8E8E8" w:val="clear"/>
+          </w:tcPr>
+          <w:p>
+            <w:r>
+              <w:rPr>
+                <w:b w:val="0"/>
+              </w:rPr>
+              <w:t>WFSA</w:t>
+            </w:r>
+          </w:p>
+        </w:tc>
+        <w:tc>
+          <w:tcPr>
+            <w:tcW w:type="pct" w:w="22%"/>
+            <w:tcBorders>
+              <w:top w:val="single" w:color="999999" w:sz="4"/>
+              <w:left w:val="single" w:color="999999" w:sz="4"/>
+              <w:bottom w:val="single" w:color="999999" w:sz="4"/>
+              <w:right w:val="single" w:color="999999" w:sz="4"/>
+            </w:tcBorders>
+            <w:shd w:fill="E8E8E8" w:val="clear"/>
+          </w:tcPr>
+          <w:p>
+            <w:r>
+              <w:rPr>
+                <w:b w:val="0"/>
+              </w:rPr>
+              <w:t>World Federation of Societies of Anaesthesiologists</w:t>
+            </w:r>
+          </w:p>
+        </w:tc>
+      </w:tr>
+    </w:tbl>
+    <w:p>
+      <w:pPr>
+        <w:pStyle w:val="Heading1"/>
+        <w:spacing w:after="120" w:before="280"/>
+      </w:pPr>
+      <w:r>
+        <w:t>12. Traceability to NABH SHCO 3rd Edition COP.10</w:t>
+      </w:r>
+    </w:p>
+    <w:p>
+      <w:pPr>
+        <w:spacing w:after="120"/>
+      </w:pPr>
+      <w:r>
+        <w:rPr>
+          <w:i/>
+          <w:iCs/>
+          <w:sz w:val="20"/>
+          <w:szCs w:val="20"/>
+        </w:rPr>
+        <w:t xml:space="preserve">This table is an index. It is not how the policy is organised.</w:t>
+      </w:r>
+    </w:p>
     <w:tbl>
       <w:tblPr>
         <w:tblW w:type="pct" w:w="100%"/>
@@ -3444,562 +4000,6 @@
         </w:tc>
       </w:tr>
     </w:tbl>
-    <w:p>
-      <w:pPr>
-        <w:pStyle w:val="Heading1"/>
-        <w:spacing w:after="120" w:before="280"/>
-      </w:pPr>
-      <w:r>
-        <w:t>10. Distribution</w:t>
-      </w:r>
-    </w:p>
-    <w:p>
-      <w:pPr>
-        <w:spacing w:after="140"/>
-      </w:pPr>
-      <w:r>
-        <w:rPr>
-          <w:sz w:val="22"/>
-          <w:szCs w:val="22"/>
-        </w:rPr>
-        <w:t xml:space="preserve">Official master copy: office of the Medical Superintendent, «Hospital Name», with the Anaesthesia In-Charge and Quality Coordinator.</w:t>
-      </w:r>
-    </w:p>
-    <w:p>
-      <w:pPr>
-        <w:spacing w:after="140"/>
-      </w:pPr>
-      <w:r>
-        <w:rPr>
-          <w:sz w:val="22"/>
-          <w:szCs w:val="22"/>
-        </w:rPr>
-        <w:t xml:space="preserve">Copies issued to: operation theatre; pre-anaesthesia clinic; recovery area; OT nursing station.</w:t>
-      </w:r>
-    </w:p>
-    <w:p>
-      <w:pPr>
-        <w:spacing w:after="140"/>
-      </w:pPr>
-      <w:r>
-        <w:rPr>
-          <w:sz w:val="22"/>
-          <w:szCs w:val="22"/>
-        </w:rPr>
-        <w:t xml:space="preserve">The current version is available to all staff at the «policy file in the OT» and, if the hospital keeps an intranet, at «staff intranet / policies».</w:t>
-      </w:r>
-    </w:p>
-    <w:p>
-      <w:pPr>
-        <w:pStyle w:val="Heading1"/>
-        <w:spacing w:after="120" w:before="280"/>
-      </w:pPr>
-      <w:r>
-        <w:t>11. Abbreviations</w:t>
-      </w:r>
-    </w:p>
-    <w:tbl>
-      <w:tblPr>
-        <w:tblW w:type="pct" w:w="100%"/>
-        <w:tblBorders>
-          <w:top w:val="single" w:color="auto" w:sz="4"/>
-          <w:left w:val="single" w:color="auto" w:sz="4"/>
-          <w:bottom w:val="single" w:color="auto" w:sz="4"/>
-          <w:right w:val="single" w:color="auto" w:sz="4"/>
-          <w:insideH w:val="single" w:color="auto" w:sz="4"/>
-          <w:insideV w:val="single" w:color="auto" w:sz="4"/>
-        </w:tblBorders>
-      </w:tblPr>
-      <w:tblGrid>
-        <w:gridCol w:w="100"/>
-        <w:gridCol w:w="100"/>
-      </w:tblGrid>
-      <w:tr>
-        <w:tc>
-          <w:tcPr>
-            <w:tcW w:type="pct" w:w="22%"/>
-            <w:tcBorders>
-              <w:top w:val="single" w:color="999999" w:sz="4"/>
-              <w:left w:val="single" w:color="999999" w:sz="4"/>
-              <w:bottom w:val="single" w:color="999999" w:sz="4"/>
-              <w:right w:val="single" w:color="999999" w:sz="4"/>
-            </w:tcBorders>
-            <w:shd w:fill="E8E8E8" w:val="clear"/>
-          </w:tcPr>
-          <w:p>
-            <w:r>
-              <w:rPr>
-                <w:b/>
-              </w:rPr>
-              <w:t>Abbreviation</w:t>
-            </w:r>
-          </w:p>
-        </w:tc>
-        <w:tc>
-          <w:tcPr>
-            <w:tcW w:type="pct" w:w="22%"/>
-            <w:tcBorders>
-              <w:top w:val="single" w:color="999999" w:sz="4"/>
-              <w:left w:val="single" w:color="999999" w:sz="4"/>
-              <w:bottom w:val="single" w:color="999999" w:sz="4"/>
-              <w:right w:val="single" w:color="999999" w:sz="4"/>
-            </w:tcBorders>
-            <w:shd w:fill="E8E8E8" w:val="clear"/>
-          </w:tcPr>
-          <w:p>
-            <w:r>
-              <w:rPr>
-                <w:b/>
-              </w:rPr>
-              <w:t>Meaning</w:t>
-            </w:r>
-          </w:p>
-        </w:tc>
-      </w:tr>
-      <w:tr>
-        <w:tc>
-          <w:tcPr>
-            <w:tcW w:type="pct" w:w="22%"/>
-            <w:tcBorders>
-              <w:top w:val="single" w:color="999999" w:sz="4"/>
-              <w:left w:val="single" w:color="999999" w:sz="4"/>
-              <w:bottom w:val="single" w:color="999999" w:sz="4"/>
-              <w:right w:val="single" w:color="999999" w:sz="4"/>
-            </w:tcBorders>
-            <w:shd w:fill="E8E8E8" w:val="clear"/>
-          </w:tcPr>
-          <w:p>
-            <w:r>
-              <w:rPr>
-                <w:b w:val="0"/>
-              </w:rPr>
-              <w:t>ASA</w:t>
-            </w:r>
-          </w:p>
-        </w:tc>
-        <w:tc>
-          <w:tcPr>
-            <w:tcW w:type="pct" w:w="22%"/>
-            <w:tcBorders>
-              <w:top w:val="single" w:color="999999" w:sz="4"/>
-              <w:left w:val="single" w:color="999999" w:sz="4"/>
-              <w:bottom w:val="single" w:color="999999" w:sz="4"/>
-              <w:right w:val="single" w:color="999999" w:sz="4"/>
-            </w:tcBorders>
-            <w:shd w:fill="E8E8E8" w:val="clear"/>
-          </w:tcPr>
-          <w:p>
-            <w:r>
-              <w:rPr>
-                <w:b w:val="0"/>
-              </w:rPr>
-              <w:t>American Society of Anesthesiologists</w:t>
-            </w:r>
-          </w:p>
-        </w:tc>
-      </w:tr>
-      <w:tr>
-        <w:tc>
-          <w:tcPr>
-            <w:tcW w:type="pct" w:w="22%"/>
-            <w:tcBorders>
-              <w:top w:val="single" w:color="999999" w:sz="4"/>
-              <w:left w:val="single" w:color="999999" w:sz="4"/>
-              <w:bottom w:val="single" w:color="999999" w:sz="4"/>
-              <w:right w:val="single" w:color="999999" w:sz="4"/>
-            </w:tcBorders>
-            <w:shd w:fill="E8E8E8" w:val="clear"/>
-          </w:tcPr>
-          <w:p>
-            <w:r>
-              <w:rPr>
-                <w:b w:val="0"/>
-              </w:rPr>
-              <w:t>CAPA</w:t>
-            </w:r>
-          </w:p>
-        </w:tc>
-        <w:tc>
-          <w:tcPr>
-            <w:tcW w:type="pct" w:w="22%"/>
-            <w:tcBorders>
-              <w:top w:val="single" w:color="999999" w:sz="4"/>
-              <w:left w:val="single" w:color="999999" w:sz="4"/>
-              <w:bottom w:val="single" w:color="999999" w:sz="4"/>
-              <w:right w:val="single" w:color="999999" w:sz="4"/>
-            </w:tcBorders>
-            <w:shd w:fill="E8E8E8" w:val="clear"/>
-          </w:tcPr>
-          <w:p>
-            <w:r>
-              <w:rPr>
-                <w:b w:val="0"/>
-              </w:rPr>
-              <w:t>corrective and preventive action</w:t>
-            </w:r>
-          </w:p>
-        </w:tc>
-      </w:tr>
-      <w:tr>
-        <w:tc>
-          <w:tcPr>
-            <w:tcW w:type="pct" w:w="22%"/>
-            <w:tcBorders>
-              <w:top w:val="single" w:color="999999" w:sz="4"/>
-              <w:left w:val="single" w:color="999999" w:sz="4"/>
-              <w:bottom w:val="single" w:color="999999" w:sz="4"/>
-              <w:right w:val="single" w:color="999999" w:sz="4"/>
-            </w:tcBorders>
-            <w:shd w:fill="E8E8E8" w:val="clear"/>
-          </w:tcPr>
-          <w:p>
-            <w:r>
-              <w:rPr>
-                <w:b w:val="0"/>
-              </w:rPr>
-              <w:t>ECG</w:t>
-            </w:r>
-          </w:p>
-        </w:tc>
-        <w:tc>
-          <w:tcPr>
-            <w:tcW w:type="pct" w:w="22%"/>
-            <w:tcBorders>
-              <w:top w:val="single" w:color="999999" w:sz="4"/>
-              <w:left w:val="single" w:color="999999" w:sz="4"/>
-              <w:bottom w:val="single" w:color="999999" w:sz="4"/>
-              <w:right w:val="single" w:color="999999" w:sz="4"/>
-            </w:tcBorders>
-            <w:shd w:fill="E8E8E8" w:val="clear"/>
-          </w:tcPr>
-          <w:p>
-            <w:r>
-              <w:rPr>
-                <w:b w:val="0"/>
-              </w:rPr>
-              <w:t>electrocardiogram</w:t>
-            </w:r>
-          </w:p>
-        </w:tc>
-      </w:tr>
-      <w:tr>
-        <w:tc>
-          <w:tcPr>
-            <w:tcW w:type="pct" w:w="22%"/>
-            <w:tcBorders>
-              <w:top w:val="single" w:color="999999" w:sz="4"/>
-              <w:left w:val="single" w:color="999999" w:sz="4"/>
-              <w:bottom w:val="single" w:color="999999" w:sz="4"/>
-              <w:right w:val="single" w:color="999999" w:sz="4"/>
-            </w:tcBorders>
-            <w:shd w:fill="E8E8E8" w:val="clear"/>
-          </w:tcPr>
-          <w:p>
-            <w:r>
-              <w:rPr>
-                <w:b w:val="0"/>
-              </w:rPr>
-              <w:t>ISA</w:t>
-            </w:r>
-          </w:p>
-        </w:tc>
-        <w:tc>
-          <w:tcPr>
-            <w:tcW w:type="pct" w:w="22%"/>
-            <w:tcBorders>
-              <w:top w:val="single" w:color="999999" w:sz="4"/>
-              <w:left w:val="single" w:color="999999" w:sz="4"/>
-              <w:bottom w:val="single" w:color="999999" w:sz="4"/>
-              <w:right w:val="single" w:color="999999" w:sz="4"/>
-            </w:tcBorders>
-            <w:shd w:fill="E8E8E8" w:val="clear"/>
-          </w:tcPr>
-          <w:p>
-            <w:r>
-              <w:rPr>
-                <w:b w:val="0"/>
-              </w:rPr>
-              <w:t>Indian Society of Anaesthesiologists</w:t>
-            </w:r>
-          </w:p>
-        </w:tc>
-      </w:tr>
-      <w:tr>
-        <w:tc>
-          <w:tcPr>
-            <w:tcW w:type="pct" w:w="22%"/>
-            <w:tcBorders>
-              <w:top w:val="single" w:color="999999" w:sz="4"/>
-              <w:left w:val="single" w:color="999999" w:sz="4"/>
-              <w:bottom w:val="single" w:color="999999" w:sz="4"/>
-              <w:right w:val="single" w:color="999999" w:sz="4"/>
-            </w:tcBorders>
-            <w:shd w:fill="E8E8E8" w:val="clear"/>
-          </w:tcPr>
-          <w:p>
-            <w:r>
-              <w:rPr>
-                <w:b w:val="0"/>
-              </w:rPr>
-              <w:t>NABH</w:t>
-            </w:r>
-          </w:p>
-        </w:tc>
-        <w:tc>
-          <w:tcPr>
-            <w:tcW w:type="pct" w:w="22%"/>
-            <w:tcBorders>
-              <w:top w:val="single" w:color="999999" w:sz="4"/>
-              <w:left w:val="single" w:color="999999" w:sz="4"/>
-              <w:bottom w:val="single" w:color="999999" w:sz="4"/>
-              <w:right w:val="single" w:color="999999" w:sz="4"/>
-            </w:tcBorders>
-            <w:shd w:fill="E8E8E8" w:val="clear"/>
-          </w:tcPr>
-          <w:p>
-            <w:r>
-              <w:rPr>
-                <w:b w:val="0"/>
-              </w:rPr>
-              <w:t>National Accreditation Board for Hospitals and Healthcare Providers</w:t>
-            </w:r>
-          </w:p>
-        </w:tc>
-      </w:tr>
-      <w:tr>
-        <w:tc>
-          <w:tcPr>
-            <w:tcW w:type="pct" w:w="22%"/>
-            <w:tcBorders>
-              <w:top w:val="single" w:color="999999" w:sz="4"/>
-              <w:left w:val="single" w:color="999999" w:sz="4"/>
-              <w:bottom w:val="single" w:color="999999" w:sz="4"/>
-              <w:right w:val="single" w:color="999999" w:sz="4"/>
-            </w:tcBorders>
-            <w:shd w:fill="E8E8E8" w:val="clear"/>
-          </w:tcPr>
-          <w:p>
-            <w:r>
-              <w:rPr>
-                <w:b w:val="0"/>
-              </w:rPr>
-              <w:t>NIBP</w:t>
-            </w:r>
-          </w:p>
-        </w:tc>
-        <w:tc>
-          <w:tcPr>
-            <w:tcW w:type="pct" w:w="22%"/>
-            <w:tcBorders>
-              <w:top w:val="single" w:color="999999" w:sz="4"/>
-              <w:left w:val="single" w:color="999999" w:sz="4"/>
-              <w:bottom w:val="single" w:color="999999" w:sz="4"/>
-              <w:right w:val="single" w:color="999999" w:sz="4"/>
-            </w:tcBorders>
-            <w:shd w:fill="E8E8E8" w:val="clear"/>
-          </w:tcPr>
-          <w:p>
-            <w:r>
-              <w:rPr>
-                <w:b w:val="0"/>
-              </w:rPr>
-              <w:t>non-invasive blood pressure</w:t>
-            </w:r>
-          </w:p>
-        </w:tc>
-      </w:tr>
-      <w:tr>
-        <w:tc>
-          <w:tcPr>
-            <w:tcW w:type="pct" w:w="22%"/>
-            <w:tcBorders>
-              <w:top w:val="single" w:color="999999" w:sz="4"/>
-              <w:left w:val="single" w:color="999999" w:sz="4"/>
-              <w:bottom w:val="single" w:color="999999" w:sz="4"/>
-              <w:right w:val="single" w:color="999999" w:sz="4"/>
-            </w:tcBorders>
-            <w:shd w:fill="E8E8E8" w:val="clear"/>
-          </w:tcPr>
-          <w:p>
-            <w:r>
-              <w:rPr>
-                <w:b w:val="0"/>
-              </w:rPr>
-              <w:t>OE</w:t>
-            </w:r>
-          </w:p>
-        </w:tc>
-        <w:tc>
-          <w:tcPr>
-            <w:tcW w:type="pct" w:w="22%"/>
-            <w:tcBorders>
-              <w:top w:val="single" w:color="999999" w:sz="4"/>
-              <w:left w:val="single" w:color="999999" w:sz="4"/>
-              <w:bottom w:val="single" w:color="999999" w:sz="4"/>
-              <w:right w:val="single" w:color="999999" w:sz="4"/>
-            </w:tcBorders>
-            <w:shd w:fill="E8E8E8" w:val="clear"/>
-          </w:tcPr>
-          <w:p>
-            <w:r>
-              <w:rPr>
-                <w:b w:val="0"/>
-              </w:rPr>
-              <w:t>objective element</w:t>
-            </w:r>
-          </w:p>
-        </w:tc>
-      </w:tr>
-      <w:tr>
-        <w:tc>
-          <w:tcPr>
-            <w:tcW w:type="pct" w:w="22%"/>
-            <w:tcBorders>
-              <w:top w:val="single" w:color="999999" w:sz="4"/>
-              <w:left w:val="single" w:color="999999" w:sz="4"/>
-              <w:bottom w:val="single" w:color="999999" w:sz="4"/>
-              <w:right w:val="single" w:color="999999" w:sz="4"/>
-            </w:tcBorders>
-            <w:shd w:fill="E8E8E8" w:val="clear"/>
-          </w:tcPr>
-          <w:p>
-            <w:r>
-              <w:rPr>
-                <w:b w:val="0"/>
-              </w:rPr>
-              <w:t>OT</w:t>
-            </w:r>
-          </w:p>
-        </w:tc>
-        <w:tc>
-          <w:tcPr>
-            <w:tcW w:type="pct" w:w="22%"/>
-            <w:tcBorders>
-              <w:top w:val="single" w:color="999999" w:sz="4"/>
-              <w:left w:val="single" w:color="999999" w:sz="4"/>
-              <w:bottom w:val="single" w:color="999999" w:sz="4"/>
-              <w:right w:val="single" w:color="999999" w:sz="4"/>
-            </w:tcBorders>
-            <w:shd w:fill="E8E8E8" w:val="clear"/>
-          </w:tcPr>
-          <w:p>
-            <w:r>
-              <w:rPr>
-                <w:b w:val="0"/>
-              </w:rPr>
-              <w:t>operation theatre</w:t>
-            </w:r>
-          </w:p>
-        </w:tc>
-      </w:tr>
-      <w:tr>
-        <w:tc>
-          <w:tcPr>
-            <w:tcW w:type="pct" w:w="22%"/>
-            <w:tcBorders>
-              <w:top w:val="single" w:color="999999" w:sz="4"/>
-              <w:left w:val="single" w:color="999999" w:sz="4"/>
-              <w:bottom w:val="single" w:color="999999" w:sz="4"/>
-              <w:right w:val="single" w:color="999999" w:sz="4"/>
-            </w:tcBorders>
-            <w:shd w:fill="E8E8E8" w:val="clear"/>
-          </w:tcPr>
-          <w:p>
-            <w:r>
-              <w:rPr>
-                <w:b w:val="0"/>
-              </w:rPr>
-              <w:t>SHCO</w:t>
-            </w:r>
-          </w:p>
-        </w:tc>
-        <w:tc>
-          <w:tcPr>
-            <w:tcW w:type="pct" w:w="22%"/>
-            <w:tcBorders>
-              <w:top w:val="single" w:color="999999" w:sz="4"/>
-              <w:left w:val="single" w:color="999999" w:sz="4"/>
-              <w:bottom w:val="single" w:color="999999" w:sz="4"/>
-              <w:right w:val="single" w:color="999999" w:sz="4"/>
-            </w:tcBorders>
-            <w:shd w:fill="E8E8E8" w:val="clear"/>
-          </w:tcPr>
-          <w:p>
-            <w:r>
-              <w:rPr>
-                <w:b w:val="0"/>
-              </w:rPr>
-              <w:t>Standards for Small Healthcare Organisations</w:t>
-            </w:r>
-          </w:p>
-        </w:tc>
-      </w:tr>
-      <w:tr>
-        <w:tc>
-          <w:tcPr>
-            <w:tcW w:type="pct" w:w="22%"/>
-            <w:tcBorders>
-              <w:top w:val="single" w:color="999999" w:sz="4"/>
-              <w:left w:val="single" w:color="999999" w:sz="4"/>
-              <w:bottom w:val="single" w:color="999999" w:sz="4"/>
-              <w:right w:val="single" w:color="999999" w:sz="4"/>
-            </w:tcBorders>
-            <w:shd w:fill="E8E8E8" w:val="clear"/>
-          </w:tcPr>
-          <w:p>
-            <w:r>
-              <w:rPr>
-                <w:b w:val="0"/>
-              </w:rPr>
-              <w:t>WFSA</w:t>
-            </w:r>
-          </w:p>
-        </w:tc>
-        <w:tc>
-          <w:tcPr>
-            <w:tcW w:type="pct" w:w="22%"/>
-            <w:tcBorders>
-              <w:top w:val="single" w:color="999999" w:sz="4"/>
-              <w:left w:val="single" w:color="999999" w:sz="4"/>
-              <w:bottom w:val="single" w:color="999999" w:sz="4"/>
-              <w:right w:val="single" w:color="999999" w:sz="4"/>
-            </w:tcBorders>
-            <w:shd w:fill="E8E8E8" w:val="clear"/>
-          </w:tcPr>
-          <w:p>
-            <w:r>
-              <w:rPr>
-                <w:b w:val="0"/>
-              </w:rPr>
-              <w:t>World Federation of Societies of Anaesthesiologists</w:t>
-            </w:r>
-          </w:p>
-        </w:tc>
-      </w:tr>
-    </w:tbl>
-    <w:p>
-      <w:pPr>
-        <w:pStyle w:val="Heading1"/>
-        <w:spacing w:after="120" w:before="280"/>
-      </w:pPr>
-      <w:r>
-        <w:t>12. Traceability to NABH SHCO 3rd Edition COP.10</w:t>
-      </w:r>
-    </w:p>
-    <w:p>
-      <w:pPr>
-        <w:spacing w:after="120"/>
-      </w:pPr>
-      <w:r>
-        <w:rPr>
-          <w:i/>
-          <w:iCs/>
-          <w:sz w:val="20"/>
-          <w:szCs w:val="20"/>
-        </w:rPr>
-        <w:t xml:space="preserve">This table is an index. It is not how the policy is organised.</w:t>
-      </w:r>
-    </w:p>
     <w:p>
       <w:pPr>
         <w:pStyle w:val="Heading1"/>

--- a/policies/build/masters/COP.10_v2_master.docx
+++ b/policies/build/masters/COP.10_v2_master.docx
@@ -677,7 +677,7 @@
           <w:sz w:val="22"/>
           <w:szCs w:val="22"/>
         </w:rPr>
-        <w:t xml:space="preserve">Boundaries: PRE.3 owns the consent method; this policy owns that consent was obtained before anaesthesia. COP.9 owns procedural sedation; this policy owns general, regional and local anaesthesia provided in the operating theatre or equivalent.</w:t>
+        <w:t>The consent method itself is set by the informed-consent policy; this policy covers confirming that consent was obtained before anaesthesia.</w:t>
       </w:r>
     </w:p>
     <w:p>
@@ -703,18 +703,6 @@
     </w:p>
     <w:p>
       <w:pPr>
-        <w:spacing w:after="140"/>
-      </w:pPr>
-      <w:r>
-        <w:rPr>
-          <w:sz w:val="22"/>
-          <w:szCs w:val="22"/>
-        </w:rPr>
-        <w:t xml:space="preserve">It covers anaesthesia from pre-assessment through recovery discharge. It does not cover procedural sedation outside the OT (COP.9) or the consent method (PRE.3).</w:t>
-      </w:r>
-    </w:p>
-    <w:p>
-      <w:pPr>
         <w:pStyle w:val="Heading1"/>
         <w:spacing w:after="120" w:before="280"/>
       </w:pPr>
@@ -977,7 +965,7 @@
           <w:sz w:val="22"/>
           <w:szCs w:val="22"/>
         </w:rPr>
-        <w:t xml:space="preserve">PRE.3 owns the consent method. This step owns that consent was obtained and is documented in the patient record. Consent is taken by the «anaesthetist».</w:t>
+        <w:t>This step owns that consent was obtained and is documented in the patient record. Consent is taken by the «anaesthetist».</w:t>
       </w:r>
     </w:p>
     <w:p>

--- a/policies/build/masters/COP.10_v2_master.docx
+++ b/policies/build/masters/COP.10_v2_master.docx
@@ -4599,8 +4599,23 @@
           <w:sz w:val="22"/>
           <w:szCs w:val="22"/>
         </w:rPr>
-        <w:t xml:space="preserve">National Accreditation Board for Hospitals and Healthcare Providers (NABH), Standards for Small Healthcare Organisations, 3rd Edition — Care of Patients chapter, standard COP.10.</w:t>
-      </w:r>
+      </w:r>
+      <w:r>
+        <w:rPr>
+          <w:sz w:val="22"/>
+        </w:rPr>
+        <w:t xml:space="preserve">National Accreditation Board for Hospitals &amp; Healthcare Providers. (2022). Standards for small healthcare organisations (3rd ed.) — Care of Patients chapter, standard COP.10. </w:t>
+      </w:r>
+      <w:hyperlink r:id="rId9">
+        <w:r>
+          <w:rPr>
+            <w:rStyle w:val="Hyperlink"/>
+            <w:sz w:val="22"/>
+            <w:szCs w:val="22"/>
+          </w:rPr>
+          <w:t>https://nabh.co/programmes/small-healthcare-organisation-shco-accreditation-programme/</w:t>
+        </w:r>
+      </w:hyperlink>
     </w:p>
     <w:p>
       <w:pPr>
